--- a/docs/manuales/Guia_Componentes.docx
+++ b/docs/manuales/Guia_Componentes.docx
@@ -80,7 +80,7 @@
           <w:color w:val="56648F"/>
           <w:sz w:val="21"/>
         </w:rPr>
-        <w:t>Versión 1.0   ·   23/07/2026</w:t>
+        <w:t>Versión 1.1   ·   21/08/2026</w:t>
       </w:r>
     </w:p>
     <w:p/>
@@ -546,7 +546,7 @@
           <w:color w:val="00285A"/>
           <w:sz w:val="23"/>
         </w:rPr>
-        <w:t>Ejecutivo</w:t>
+        <w:t>Contacto de información</w:t>
       </w:r>
     </w:p>
     <w:p>
@@ -561,7 +561,7 @@
     </w:p>
     <w:p>
       <w:r>
-        <w:t>Ejecutivo comercial asignado a la unidad.</w:t>
+        <w:t>Personas a las que hay que contactar para actualizar la información de esa unidad. Se pueden elegir varias, combinando ejecutivos comerciales de Colliers y contactos de la base de Nexus. Al hacer clic en la celda se abre el buscador, con los ejecutivos y los contactos separados; se tildan los que correspondan y se destildan para quitarlos. Si el contacto no existe todavía, se puede crear desde ahí mismo. En la celda se ve la primera persona y un +N con el resto.</w:t>
       </w:r>
     </w:p>
     <w:p/>
